--- a/tillsyn/A 27325-2026 tillsynsbegäran.docx
+++ b/tillsyn/A 27325-2026 tillsynsbegäran.docx
@@ -1890,7 +1890,7 @@
     <w:r>
       <w:tab/>
       <w:tab/>
-      <w:t>2026-06-23</w:t>
+      <w:t>2026-06-24</w:t>
       <w:br/>
       <w:br/>
     </w:r>

--- a/tillsyn/A 27325-2026 tillsynsbegäran.docx
+++ b/tillsyn/A 27325-2026 tillsynsbegäran.docx
@@ -1890,7 +1890,7 @@
     <w:r>
       <w:tab/>
       <w:tab/>
-      <w:t>2026-06-24</w:t>
+      <w:t>2026-06-25</w:t>
       <w:br/>
       <w:br/>
     </w:r>

--- a/tillsyn/A 27325-2026 tillsynsbegäran.docx
+++ b/tillsyn/A 27325-2026 tillsynsbegäran.docx
@@ -1890,7 +1890,7 @@
     <w:r>
       <w:tab/>
       <w:tab/>
-      <w:t>2026-06-25</w:t>
+      <w:t>2026-06-26</w:t>
       <w:br/>
       <w:br/>
     </w:r>

--- a/tillsyn/A 27325-2026 tillsynsbegäran.docx
+++ b/tillsyn/A 27325-2026 tillsynsbegäran.docx
@@ -1890,7 +1890,7 @@
     <w:r>
       <w:tab/>
       <w:tab/>
-      <w:t>2026-06-26</w:t>
+      <w:t>2026-06-27</w:t>
       <w:br/>
       <w:br/>
     </w:r>

--- a/tillsyn/A 27325-2026 tillsynsbegäran.docx
+++ b/tillsyn/A 27325-2026 tillsynsbegäran.docx
@@ -1890,7 +1890,7 @@
     <w:r>
       <w:tab/>
       <w:tab/>
-      <w:t>2026-06-27</w:t>
+      <w:t>2026-06-28</w:t>
       <w:br/>
       <w:br/>
     </w:r>

--- a/tillsyn/A 27325-2026 tillsynsbegäran.docx
+++ b/tillsyn/A 27325-2026 tillsynsbegäran.docx
@@ -1890,7 +1890,7 @@
     <w:r>
       <w:tab/>
       <w:tab/>
-      <w:t>2026-06-28</w:t>
+      <w:t>2026-06-29</w:t>
       <w:br/>
       <w:br/>
     </w:r>

--- a/tillsyn/A 27325-2026 tillsynsbegäran.docx
+++ b/tillsyn/A 27325-2026 tillsynsbegäran.docx
@@ -1890,7 +1890,7 @@
     <w:r>
       <w:tab/>
       <w:tab/>
-      <w:t>2026-06-29</w:t>
+      <w:t>2026-06-30</w:t>
       <w:br/>
       <w:br/>
     </w:r>

--- a/tillsyn/A 27325-2026 tillsynsbegäran.docx
+++ b/tillsyn/A 27325-2026 tillsynsbegäran.docx
@@ -1890,7 +1890,7 @@
     <w:r>
       <w:tab/>
       <w:tab/>
-      <w:t>2026-06-30</w:t>
+      <w:t>2026-07-01</w:t>
       <w:br/>
       <w:br/>
     </w:r>

--- a/tillsyn/A 27325-2026 tillsynsbegäran.docx
+++ b/tillsyn/A 27325-2026 tillsynsbegäran.docx
@@ -1890,7 +1890,7 @@
     <w:r>
       <w:tab/>
       <w:tab/>
-      <w:t>2026-07-01</w:t>
+      <w:t>2026-07-02</w:t>
       <w:br/>
       <w:br/>
     </w:r>

--- a/tillsyn/A 27325-2026 tillsynsbegäran.docx
+++ b/tillsyn/A 27325-2026 tillsynsbegäran.docx
@@ -1890,7 +1890,7 @@
     <w:r>
       <w:tab/>
       <w:tab/>
-      <w:t>2026-07-13</w:t>
+      <w:t>2026-07-14</w:t>
       <w:br/>
       <w:br/>
     </w:r>

--- a/tillsyn/A 27325-2026 tillsynsbegäran.docx
+++ b/tillsyn/A 27325-2026 tillsynsbegäran.docx
@@ -1890,7 +1890,7 @@
     <w:r>
       <w:tab/>
       <w:tab/>
-      <w:t>2026-07-14</w:t>
+      <w:t>2026-07-15</w:t>
       <w:br/>
       <w:br/>
     </w:r>

--- a/tillsyn/A 27325-2026 tillsynsbegäran.docx
+++ b/tillsyn/A 27325-2026 tillsynsbegäran.docx
@@ -1890,7 +1890,7 @@
     <w:r>
       <w:tab/>
       <w:tab/>
-      <w:t>2026-07-15</w:t>
+      <w:t>2026-07-16</w:t>
       <w:br/>
       <w:br/>
     </w:r>

--- a/tillsyn/A 27325-2026 tillsynsbegäran.docx
+++ b/tillsyn/A 27325-2026 tillsynsbegäran.docx
@@ -1890,7 +1890,7 @@
     <w:r>
       <w:tab/>
       <w:tab/>
-      <w:t>2026-07-16</w:t>
+      <w:t>2026-07-17</w:t>
       <w:br/>
       <w:br/>
     </w:r>

--- a/tillsyn/A 27325-2026 tillsynsbegäran.docx
+++ b/tillsyn/A 27325-2026 tillsynsbegäran.docx
@@ -1890,7 +1890,7 @@
     <w:r>
       <w:tab/>
       <w:tab/>
-      <w:t>2026-07-17</w:t>
+      <w:t>2026-07-18</w:t>
       <w:br/>
       <w:br/>
     </w:r>

--- a/tillsyn/A 27325-2026 tillsynsbegäran.docx
+++ b/tillsyn/A 27325-2026 tillsynsbegäran.docx
@@ -1890,7 +1890,7 @@
     <w:r>
       <w:tab/>
       <w:tab/>
-      <w:t>2026-07-18</w:t>
+      <w:t>2026-07-19</w:t>
       <w:br/>
       <w:br/>
     </w:r>

--- a/tillsyn/A 27325-2026 tillsynsbegäran.docx
+++ b/tillsyn/A 27325-2026 tillsynsbegäran.docx
@@ -1890,7 +1890,7 @@
     <w:r>
       <w:tab/>
       <w:tab/>
-      <w:t>2026-07-19</w:t>
+      <w:t>2026-07-20</w:t>
       <w:br/>
       <w:br/>
     </w:r>

--- a/tillsyn/A 27325-2026 tillsynsbegäran.docx
+++ b/tillsyn/A 27325-2026 tillsynsbegäran.docx
@@ -1890,7 +1890,7 @@
     <w:r>
       <w:tab/>
       <w:tab/>
-      <w:t>2026-07-20</w:t>
+      <w:t>2026-07-21</w:t>
       <w:br/>
       <w:br/>
     </w:r>

--- a/tillsyn/A 27325-2026 tillsynsbegäran.docx
+++ b/tillsyn/A 27325-2026 tillsynsbegäran.docx
@@ -1890,7 +1890,7 @@
     <w:r>
       <w:tab/>
       <w:tab/>
-      <w:t>2026-07-21</w:t>
+      <w:t>2026-07-22</w:t>
       <w:br/>
       <w:br/>
     </w:r>

--- a/tillsyn/A 27325-2026 tillsynsbegäran.docx
+++ b/tillsyn/A 27325-2026 tillsynsbegäran.docx
@@ -1890,7 +1890,7 @@
     <w:r>
       <w:tab/>
       <w:tab/>
-      <w:t>2026-07-22</w:t>
+      <w:t>2026-07-23</w:t>
       <w:br/>
       <w:br/>
     </w:r>

--- a/tillsyn/A 27325-2026 tillsynsbegäran.docx
+++ b/tillsyn/A 27325-2026 tillsynsbegäran.docx
@@ -1890,7 +1890,7 @@
     <w:r>
       <w:tab/>
       <w:tab/>
-      <w:t>2026-07-23</w:t>
+      <w:t>2026-07-24</w:t>
       <w:br/>
       <w:br/>
     </w:r>

--- a/tillsyn/A 27325-2026 tillsynsbegäran.docx
+++ b/tillsyn/A 27325-2026 tillsynsbegäran.docx
@@ -1890,7 +1890,7 @@
     <w:r>
       <w:tab/>
       <w:tab/>
-      <w:t>2026-07-24</w:t>
+      <w:t>2026-07-25</w:t>
       <w:br/>
       <w:br/>
     </w:r>

--- a/tillsyn/A 27325-2026 tillsynsbegäran.docx
+++ b/tillsyn/A 27325-2026 tillsynsbegäran.docx
@@ -1890,7 +1890,7 @@
     <w:r>
       <w:tab/>
       <w:tab/>
-      <w:t>2026-07-25</w:t>
+      <w:t>2026-07-26</w:t>
       <w:br/>
       <w:br/>
     </w:r>

--- a/tillsyn/A 27325-2026 tillsynsbegäran.docx
+++ b/tillsyn/A 27325-2026 tillsynsbegäran.docx
@@ -1890,7 +1890,7 @@
     <w:r>
       <w:tab/>
       <w:tab/>
-      <w:t>2026-07-26</w:t>
+      <w:t>2026-07-27</w:t>
       <w:br/>
       <w:br/>
     </w:r>

--- a/tillsyn/A 27325-2026 tillsynsbegäran.docx
+++ b/tillsyn/A 27325-2026 tillsynsbegäran.docx
@@ -1890,7 +1890,7 @@
     <w:r>
       <w:tab/>
       <w:tab/>
-      <w:t>2026-07-27</w:t>
+      <w:t>2026-07-28</w:t>
       <w:br/>
       <w:br/>
     </w:r>

--- a/tillsyn/A 27325-2026 tillsynsbegäran.docx
+++ b/tillsyn/A 27325-2026 tillsynsbegäran.docx
@@ -1890,7 +1890,7 @@
     <w:r>
       <w:tab/>
       <w:tab/>
-      <w:t>2026-07-28</w:t>
+      <w:t>2026-07-29</w:t>
       <w:br/>
       <w:br/>
     </w:r>

--- a/tillsyn/A 27325-2026 tillsynsbegäran.docx
+++ b/tillsyn/A 27325-2026 tillsynsbegäran.docx
@@ -1890,7 +1890,7 @@
     <w:r>
       <w:tab/>
       <w:tab/>
-      <w:t>2026-07-29</w:t>
+      <w:t>2026-07-30</w:t>
       <w:br/>
       <w:br/>
     </w:r>

--- a/tillsyn/A 27325-2026 tillsynsbegäran.docx
+++ b/tillsyn/A 27325-2026 tillsynsbegäran.docx
@@ -1890,7 +1890,7 @@
     <w:r>
       <w:tab/>
       <w:tab/>
-      <w:t>2026-07-30</w:t>
+      <w:t>2026-07-31</w:t>
       <w:br/>
       <w:br/>
     </w:r>

--- a/tillsyn/A 27325-2026 tillsynsbegäran.docx
+++ b/tillsyn/A 27325-2026 tillsynsbegäran.docx
@@ -1890,7 +1890,7 @@
     <w:r>
       <w:tab/>
       <w:tab/>
-      <w:t>2026-07-31</w:t>
+      <w:t>2026-08-01</w:t>
       <w:br/>
       <w:br/>
     </w:r>

--- a/tillsyn/A 27325-2026 tillsynsbegäran.docx
+++ b/tillsyn/A 27325-2026 tillsynsbegäran.docx
@@ -1890,7 +1890,7 @@
     <w:r>
       <w:tab/>
       <w:tab/>
-      <w:t>2026-08-01</w:t>
+      <w:t>2026-08-02</w:t>
       <w:br/>
       <w:br/>
     </w:r>

--- a/tillsyn/A 27325-2026 tillsynsbegäran.docx
+++ b/tillsyn/A 27325-2026 tillsynsbegäran.docx
@@ -1890,7 +1890,7 @@
     <w:r>
       <w:tab/>
       <w:tab/>
-      <w:t>2026-08-02</w:t>
+      <w:t>2026-08-03</w:t>
       <w:br/>
       <w:br/>
     </w:r>

--- a/tillsyn/A 27325-2026 tillsynsbegäran.docx
+++ b/tillsyn/A 27325-2026 tillsynsbegäran.docx
@@ -1890,7 +1890,7 @@
     <w:r>
       <w:tab/>
       <w:tab/>
-      <w:t>2026-08-03</w:t>
+      <w:t>2026-08-05</w:t>
       <w:br/>
       <w:br/>
     </w:r>

--- a/tillsyn/A 27325-2026 tillsynsbegäran.docx
+++ b/tillsyn/A 27325-2026 tillsynsbegäran.docx
@@ -1890,7 +1890,7 @@
     <w:r>
       <w:tab/>
       <w:tab/>
-      <w:t>2026-08-05</w:t>
+      <w:t>2026-08-07</w:t>
       <w:br/>
       <w:br/>
     </w:r>

--- a/tillsyn/A 27325-2026 tillsynsbegäran.docx
+++ b/tillsyn/A 27325-2026 tillsynsbegäran.docx
@@ -1890,7 +1890,7 @@
     <w:r>
       <w:tab/>
       <w:tab/>
-      <w:t>2026-08-07</w:t>
+      <w:t>2026-08-08</w:t>
       <w:br/>
       <w:br/>
     </w:r>

--- a/tillsyn/A 27325-2026 tillsynsbegäran.docx
+++ b/tillsyn/A 27325-2026 tillsynsbegäran.docx
@@ -60,7 +60,7 @@
         <w:spacing w:after="240"/>
       </w:pPr>
       <w:r>
-        <w:t>Figur 1. Fyndplatser för naturvårdsarter i och inom 23 meter från avverkningsanmälan. Markörer utan svart kant är placerade på fyndplatsen. Markörer med svart kant är placerade vid sidan av fyndplatsen har ett svart streck som visar fyndplatsens exakta position. Kartans mittpunktskoordinat är N 6825993, E 498382 i SWEREF 99 TM.</w:t>
+        <w:t>Figur 1. Fyndplatser för naturvårdsarter i och inom 23 meter från avverkningsanmälan. Markörer utan svart kant är placerade på fyndplatsen. Markörer med svart kant är placerade vid sidan av fyndplatsen och har ett svart streck som visar fyndplatsens exakta position. Kartans mittpunktskoordinat är N 6825993, E 498382 i SWEREF 99 TM.</w:t>
       </w:r>
     </w:p>
     <w:p>
@@ -1890,7 +1890,7 @@
     <w:r>
       <w:tab/>
       <w:tab/>
-      <w:t>2026-08-14</w:t>
+      <w:t>2026-08-15</w:t>
       <w:br/>
       <w:br/>
     </w:r>

--- a/tillsyn/A 27325-2026 tillsynsbegäran.docx
+++ b/tillsyn/A 27325-2026 tillsynsbegäran.docx
@@ -1890,7 +1890,7 @@
     <w:r>
       <w:tab/>
       <w:tab/>
-      <w:t>2026-08-15</w:t>
+      <w:t>2026-08-16</w:t>
       <w:br/>
       <w:br/>
     </w:r>

--- a/tillsyn/A 27325-2026 tillsynsbegäran.docx
+++ b/tillsyn/A 27325-2026 tillsynsbegäran.docx
@@ -1890,7 +1890,7 @@
     <w:r>
       <w:tab/>
       <w:tab/>
-      <w:t>2026-08-16</w:t>
+      <w:t>2026-08-17</w:t>
       <w:br/>
       <w:br/>
     </w:r>

--- a/tillsyn/A 27325-2026 tillsynsbegäran.docx
+++ b/tillsyn/A 27325-2026 tillsynsbegäran.docx
@@ -22,7 +22,7 @@
       <w:r>
         <w:drawing>
           <wp:inline xmlns:a="http://schemas.openxmlformats.org/drawingml/2006/main" xmlns:pic="http://schemas.openxmlformats.org/drawingml/2006/picture">
-            <wp:extent cx="5486400" cy="4524866"/>
+            <wp:extent cx="5486400" cy="4534293"/>
             <wp:docPr id="1" name="Picture 1"/>
             <wp:cNvGraphicFramePr>
               <a:graphicFrameLocks noChangeAspect="1"/>
@@ -43,7 +43,7 @@
                   <pic:spPr>
                     <a:xfrm>
                       <a:off x="0" y="0"/>
-                      <a:ext cx="5486400" cy="4524866"/>
+                      <a:ext cx="5486400" cy="4534293"/>
                     </a:xfrm>
                     <a:prstGeom prst="rect"/>
                   </pic:spPr>
@@ -60,12 +60,12 @@
         <w:spacing w:after="240"/>
       </w:pPr>
       <w:r>
-        <w:t>Figur 1. Fyndplatser för naturvårdsarter i och inom 23 meter från avverkningsanmälan. Markörer utan svart kant är placerade på fyndplatsen. Markörer med svart kant är placerade vid sidan av fyndplatsen och har ett svart streck som visar fyndplatsens exakta position. Kartans mittpunktskoordinat är N 6825993, E 498382 i SWEREF 99 TM.</w:t>
-      </w:r>
-    </w:p>
-    <w:p>
-      <w:r>
-        <w:t>I och inom 23 meter från avverkningsanmälan finns fynd av 17 naturvårdsarter, varav 13 är rödlistade, 4 är fridlysta, 13 är typiska (T) och 3 är signalarter (S): garnlav (VU, T), knärot (VU, T, §8), dropptaggsvamp (NT, T), dvärgbägarlav (NT, T), kolflarnlav (NT, T), mörk kolflarnlav (NT), tallticka (NT, T), talltita (NT, §4), tretåig hackspett (NT, T, §4), vaddporing (NT), vedflamlav (NT), vedskivlav (NT, T), violettgrå tagellav (NT, T), grönpyrola (S, T), mindre märgborre (S, T), stuplav (S, T) och tjäder (T, §4). Se Figur 1.</w:t>
+        <w:t>Figur 1. Fyndplatser för naturvårdsarter i och inom 25 meter från avverkningsanmälan. Markörer utan svart kant är placerade på fyndplatsen. Markörer med svart kant är placerade vid sidan av fyndplatsen och har ett svart streck som visar fyndplatsens exakta position. Kartans mittpunktskoordinat är N 6825993, E 498382 i SWEREF 99 TM.</w:t>
+      </w:r>
+    </w:p>
+    <w:p>
+      <w:r>
+        <w:t>I och inom 25 meter från avverkningsanmälan finns fynd av 18 naturvårdsarter, varav 14 är rödlistade, 4 är fridlysta, 13 är typiska (T) och 3 är signalarter (S): garnlav (VU, T), knärot (VU, T, §8), dropptaggsvamp (NT, T), dvärgbägarlav (NT, T), kolflarnlav (NT, T), kortskaftad ärgspik (NT), mörk kolflarnlav (NT), tallticka (NT, T), talltita (NT, §4), tretåig hackspett (NT, T, §4), vaddporing (NT), vedflamlav (NT), vedskivlav (NT, T), violettgrå tagellav (NT, T), grönpyrola (S, T), mindre märgborre (S, T), stuplav (S, T) och tjäder (T, §4). Se Figur 1.</w:t>
       </w:r>
     </w:p>
     <w:p>
@@ -291,6 +291,17 @@
       </w:r>
       <w:r>
         <w:t xml:space="preserve"> (SLU Artdatabanken, 2024).</w:t>
+      </w:r>
+    </w:p>
+    <w:p>
+      <w:r>
+        <w:rPr>
+          <w:b/>
+        </w:rPr>
+        <w:t>Kortskaftad ärgspik (NT)</w:t>
+      </w:r>
+      <w:r>
+        <w:t xml:space="preserve"> förekommer i barrträdsdominerade skogar och växer nästan uteslutande på tallved. Den föredrar gamla högstubbar i fuktig och halvöppen miljö, t.ex. i myrkanter, sumpskog och brandpräglad skog. Arten indikerar kontinuerlig tillgång till gamla högstubbar i kombination med hög och jämn luftfuktighet. Skogsbruk på lokaler med kortskaftad ärgspik utgör ett hot. På lång sikt bildas färre lämpliga substrat än vad som försvinner. Avverkning av barrträdsdominerade bestånd av naturskogskaraktär utgör ett långsiktigt hot. Naturskogsartade bestånd med riklig förekomst av gamla och grova tallhögstubbar bör undantas från skogsbruk (SLU Artdatabanken, 2024).</w:t>
       </w:r>
     </w:p>
     <w:p>
@@ -1890,7 +1901,7 @@
     <w:r>
       <w:tab/>
       <w:tab/>
-      <w:t>2026-08-17</w:t>
+      <w:t>2026-08-18</w:t>
       <w:br/>
       <w:br/>
     </w:r>

--- a/tillsyn/A 27325-2026 tillsynsbegäran.docx
+++ b/tillsyn/A 27325-2026 tillsynsbegäran.docx
@@ -1901,7 +1901,7 @@
     <w:r>
       <w:tab/>
       <w:tab/>
-      <w:t>2026-08-18</w:t>
+      <w:t>2026-08-19</w:t>
       <w:br/>
       <w:br/>
     </w:r>

--- a/tillsyn/A 27325-2026 tillsynsbegäran.docx
+++ b/tillsyn/A 27325-2026 tillsynsbegäran.docx
@@ -1901,7 +1901,7 @@
     <w:r>
       <w:tab/>
       <w:tab/>
-      <w:t>2026-08-19</w:t>
+      <w:t>2026-08-20</w:t>
       <w:br/>
       <w:br/>
     </w:r>

--- a/tillsyn/A 27325-2026 tillsynsbegäran.docx
+++ b/tillsyn/A 27325-2026 tillsynsbegäran.docx
@@ -1901,7 +1901,7 @@
     <w:r>
       <w:tab/>
       <w:tab/>
-      <w:t>2026-08-20</w:t>
+      <w:t>2026-08-21</w:t>
       <w:br/>
       <w:br/>
     </w:r>

--- a/tillsyn/A 27325-2026 tillsynsbegäran.docx
+++ b/tillsyn/A 27325-2026 tillsynsbegäran.docx
@@ -1901,7 +1901,7 @@
     <w:r>
       <w:tab/>
       <w:tab/>
-      <w:t>2026-08-21</w:t>
+      <w:t>2026-08-22</w:t>
       <w:br/>
       <w:br/>
     </w:r>
